--- a/4-质量管理/流程制度规范类文件/040103-运维服务质量管理制度.docx
+++ b/4-质量管理/流程制度规范类文件/040103-运维服务质量管理制度.docx
@@ -137,7 +137,7 @@
         <w:pStyle w:val="24"/>
         <w:bidi w:val="0"/>
       </w:pPr>
-      <w:bookmarkStart w:id="0" w:name="_Toc12894"/>
+      <w:bookmarkStart w:id="0" w:name="_Toc25943"/>
       <w:r>
         <w:rPr>
           <w:rFonts w:hint="eastAsia"/>
@@ -156,7 +156,7 @@
           <w:lang w:val="en-US"/>
         </w:rPr>
       </w:pPr>
-      <w:bookmarkStart w:id="1" w:name="_Toc17616"/>
+      <w:bookmarkStart w:id="1" w:name="_Toc18054"/>
       <w:r>
         <w:rPr>
           <w:rFonts w:hint="eastAsia"/>
@@ -390,7 +390,7 @@
                 <w:vertAlign w:val="baseline"/>
                 <w:lang w:val="en-US" w:eastAsia="zh-CN"/>
               </w:rPr>
-              <w:t>编制时间</w:t>
+              <w:t>审核时间</w:t>
             </w:r>
             <w:r>
               <w:rPr>
@@ -868,8 +868,6 @@
               </w:rPr>
               <w:t>赵维涵</w:t>
             </w:r>
-            <w:bookmarkStart w:id="25" w:name="_GoBack"/>
-            <w:bookmarkEnd w:id="25"/>
           </w:p>
         </w:tc>
         <w:tc>
@@ -1099,6 +1097,12 @@
             <w:insideH w:val="single" w:color="000000" w:sz="2" w:space="0"/>
             <w:insideV w:val="single" w:color="000000" w:sz="2" w:space="0"/>
           </w:tblBorders>
+          <w:tblCellMar>
+            <w:top w:w="0" w:type="dxa"/>
+            <w:left w:w="0" w:type="dxa"/>
+            <w:bottom w:w="0" w:type="dxa"/>
+            <w:right w:w="0" w:type="dxa"/>
+          </w:tblCellMar>
         </w:tblPrEx>
         <w:trPr>
           <w:trHeight w:val="557" w:hRule="atLeast"/>
@@ -1424,7 +1428,7 @@
               <w:rFonts w:hint="eastAsia" w:ascii="宋体" w:hAnsi="宋体" w:eastAsia="宋体" w:cs="宋体"/>
               <w:szCs w:val="24"/>
             </w:rPr>
-            <w:instrText xml:space="preserve"> HYPERLINK \l _Toc12894 </w:instrText>
+            <w:instrText xml:space="preserve"> HYPERLINK \l _Toc25943 </w:instrText>
           </w:r>
           <w:r>
             <w:rPr>
@@ -1447,7 +1451,7 @@
             <w:fldChar w:fldCharType="begin"/>
           </w:r>
           <w:r>
-            <w:instrText xml:space="preserve"> PAGEREF _Toc12894 \h </w:instrText>
+            <w:instrText xml:space="preserve"> PAGEREF _Toc25943 \h </w:instrText>
           </w:r>
           <w:r>
             <w:fldChar w:fldCharType="separate"/>
@@ -1485,7 +1489,7 @@
               <w:rFonts w:hint="eastAsia" w:ascii="宋体" w:hAnsi="宋体" w:eastAsia="宋体" w:cs="宋体"/>
               <w:szCs w:val="24"/>
             </w:rPr>
-            <w:instrText xml:space="preserve"> HYPERLINK \l _Toc17616 </w:instrText>
+            <w:instrText xml:space="preserve"> HYPERLINK \l _Toc18054 </w:instrText>
           </w:r>
           <w:r>
             <w:rPr>
@@ -1508,7 +1512,7 @@
             <w:fldChar w:fldCharType="begin"/>
           </w:r>
           <w:r>
-            <w:instrText xml:space="preserve"> PAGEREF _Toc17616 \h </w:instrText>
+            <w:instrText xml:space="preserve"> PAGEREF _Toc18054 \h </w:instrText>
           </w:r>
           <w:r>
             <w:fldChar w:fldCharType="separate"/>
@@ -1546,7 +1550,7 @@
               <w:rFonts w:hint="eastAsia" w:ascii="宋体" w:hAnsi="宋体" w:eastAsia="宋体" w:cs="宋体"/>
               <w:szCs w:val="24"/>
             </w:rPr>
-            <w:instrText xml:space="preserve"> HYPERLINK \l _Toc18347 </w:instrText>
+            <w:instrText xml:space="preserve"> HYPERLINK \l _Toc18035 </w:instrText>
           </w:r>
           <w:r>
             <w:rPr>
@@ -1571,7 +1575,7 @@
             <w:fldChar w:fldCharType="begin"/>
           </w:r>
           <w:r>
-            <w:instrText xml:space="preserve"> PAGEREF _Toc18347 \h </w:instrText>
+            <w:instrText xml:space="preserve"> PAGEREF _Toc18035 \h </w:instrText>
           </w:r>
           <w:r>
             <w:fldChar w:fldCharType="separate"/>
@@ -1609,7 +1613,7 @@
               <w:rFonts w:hint="eastAsia" w:ascii="宋体" w:hAnsi="宋体" w:eastAsia="宋体" w:cs="宋体"/>
               <w:szCs w:val="24"/>
             </w:rPr>
-            <w:instrText xml:space="preserve"> HYPERLINK \l _Toc3953 </w:instrText>
+            <w:instrText xml:space="preserve"> HYPERLINK \l _Toc19442 </w:instrText>
           </w:r>
           <w:r>
             <w:rPr>
@@ -1639,7 +1643,7 @@
             <w:fldChar w:fldCharType="begin"/>
           </w:r>
           <w:r>
-            <w:instrText xml:space="preserve"> PAGEREF _Toc3953 \h </w:instrText>
+            <w:instrText xml:space="preserve"> PAGEREF _Toc19442 \h </w:instrText>
           </w:r>
           <w:r>
             <w:fldChar w:fldCharType="separate"/>
@@ -1677,7 +1681,7 @@
               <w:rFonts w:hint="eastAsia" w:ascii="宋体" w:hAnsi="宋体" w:eastAsia="宋体" w:cs="宋体"/>
               <w:szCs w:val="24"/>
             </w:rPr>
-            <w:instrText xml:space="preserve"> HYPERLINK \l _Toc2635 </w:instrText>
+            <w:instrText xml:space="preserve"> HYPERLINK \l _Toc7310 </w:instrText>
           </w:r>
           <w:r>
             <w:rPr>
@@ -1709,7 +1713,7 @@
             <w:fldChar w:fldCharType="begin"/>
           </w:r>
           <w:r>
-            <w:instrText xml:space="preserve"> PAGEREF _Toc2635 \h </w:instrText>
+            <w:instrText xml:space="preserve"> PAGEREF _Toc7310 \h </w:instrText>
           </w:r>
           <w:r>
             <w:fldChar w:fldCharType="separate"/>
@@ -1747,7 +1751,7 @@
               <w:rFonts w:hint="eastAsia" w:ascii="宋体" w:hAnsi="宋体" w:eastAsia="宋体" w:cs="宋体"/>
               <w:szCs w:val="24"/>
             </w:rPr>
-            <w:instrText xml:space="preserve"> HYPERLINK \l _Toc6571 </w:instrText>
+            <w:instrText xml:space="preserve"> HYPERLINK \l _Toc29856 </w:instrText>
           </w:r>
           <w:r>
             <w:rPr>
@@ -1777,7 +1781,7 @@
             <w:fldChar w:fldCharType="begin"/>
           </w:r>
           <w:r>
-            <w:instrText xml:space="preserve"> PAGEREF _Toc6571 \h </w:instrText>
+            <w:instrText xml:space="preserve"> PAGEREF _Toc29856 \h </w:instrText>
           </w:r>
           <w:r>
             <w:fldChar w:fldCharType="separate"/>
@@ -1815,7 +1819,7 @@
               <w:rFonts w:hint="eastAsia" w:ascii="宋体" w:hAnsi="宋体" w:eastAsia="宋体" w:cs="宋体"/>
               <w:szCs w:val="24"/>
             </w:rPr>
-            <w:instrText xml:space="preserve"> HYPERLINK \l _Toc18541 </w:instrText>
+            <w:instrText xml:space="preserve"> HYPERLINK \l _Toc1839 </w:instrText>
           </w:r>
           <w:r>
             <w:rPr>
@@ -1845,7 +1849,7 @@
             <w:fldChar w:fldCharType="begin"/>
           </w:r>
           <w:r>
-            <w:instrText xml:space="preserve"> PAGEREF _Toc18541 \h </w:instrText>
+            <w:instrText xml:space="preserve"> PAGEREF _Toc1839 \h </w:instrText>
           </w:r>
           <w:r>
             <w:fldChar w:fldCharType="separate"/>
@@ -1883,7 +1887,7 @@
               <w:rFonts w:hint="eastAsia" w:ascii="宋体" w:hAnsi="宋体" w:eastAsia="宋体" w:cs="宋体"/>
               <w:szCs w:val="24"/>
             </w:rPr>
-            <w:instrText xml:space="preserve"> HYPERLINK \l _Toc20338 </w:instrText>
+            <w:instrText xml:space="preserve"> HYPERLINK \l _Toc21984 </w:instrText>
           </w:r>
           <w:r>
             <w:rPr>
@@ -1913,7 +1917,7 @@
             <w:fldChar w:fldCharType="begin"/>
           </w:r>
           <w:r>
-            <w:instrText xml:space="preserve"> PAGEREF _Toc20338 \h </w:instrText>
+            <w:instrText xml:space="preserve"> PAGEREF _Toc21984 \h </w:instrText>
           </w:r>
           <w:r>
             <w:fldChar w:fldCharType="separate"/>
@@ -1951,7 +1955,7 @@
               <w:rFonts w:hint="eastAsia" w:ascii="宋体" w:hAnsi="宋体" w:eastAsia="宋体" w:cs="宋体"/>
               <w:szCs w:val="24"/>
             </w:rPr>
-            <w:instrText xml:space="preserve"> HYPERLINK \l _Toc17074 </w:instrText>
+            <w:instrText xml:space="preserve"> HYPERLINK \l _Toc4771 </w:instrText>
           </w:r>
           <w:r>
             <w:rPr>
@@ -1981,7 +1985,7 @@
             <w:fldChar w:fldCharType="begin"/>
           </w:r>
           <w:r>
-            <w:instrText xml:space="preserve"> PAGEREF _Toc17074 \h </w:instrText>
+            <w:instrText xml:space="preserve"> PAGEREF _Toc4771 \h </w:instrText>
           </w:r>
           <w:r>
             <w:fldChar w:fldCharType="separate"/>
@@ -2019,7 +2023,7 @@
               <w:rFonts w:hint="eastAsia" w:ascii="宋体" w:hAnsi="宋体" w:eastAsia="宋体" w:cs="宋体"/>
               <w:szCs w:val="24"/>
             </w:rPr>
-            <w:instrText xml:space="preserve"> HYPERLINK \l _Toc18804 </w:instrText>
+            <w:instrText xml:space="preserve"> HYPERLINK \l _Toc28170 </w:instrText>
           </w:r>
           <w:r>
             <w:rPr>
@@ -2049,7 +2053,7 @@
             <w:fldChar w:fldCharType="begin"/>
           </w:r>
           <w:r>
-            <w:instrText xml:space="preserve"> PAGEREF _Toc18804 \h </w:instrText>
+            <w:instrText xml:space="preserve"> PAGEREF _Toc28170 \h </w:instrText>
           </w:r>
           <w:r>
             <w:fldChar w:fldCharType="separate"/>
@@ -2087,7 +2091,7 @@
               <w:rFonts w:hint="eastAsia" w:ascii="宋体" w:hAnsi="宋体" w:eastAsia="宋体" w:cs="宋体"/>
               <w:szCs w:val="24"/>
             </w:rPr>
-            <w:instrText xml:space="preserve"> HYPERLINK \l _Toc26460 </w:instrText>
+            <w:instrText xml:space="preserve"> HYPERLINK \l _Toc16949 </w:instrText>
           </w:r>
           <w:r>
             <w:rPr>
@@ -2112,7 +2116,7 @@
             <w:fldChar w:fldCharType="begin"/>
           </w:r>
           <w:r>
-            <w:instrText xml:space="preserve"> PAGEREF _Toc26460 \h </w:instrText>
+            <w:instrText xml:space="preserve"> PAGEREF _Toc16949 \h </w:instrText>
           </w:r>
           <w:r>
             <w:fldChar w:fldCharType="separate"/>
@@ -2150,7 +2154,7 @@
               <w:rFonts w:hint="eastAsia" w:ascii="宋体" w:hAnsi="宋体" w:eastAsia="宋体" w:cs="宋体"/>
               <w:szCs w:val="24"/>
             </w:rPr>
-            <w:instrText xml:space="preserve"> HYPERLINK \l _Toc15373 </w:instrText>
+            <w:instrText xml:space="preserve"> HYPERLINK \l _Toc68 </w:instrText>
           </w:r>
           <w:r>
             <w:rPr>
@@ -2175,7 +2179,7 @@
             <w:fldChar w:fldCharType="begin"/>
           </w:r>
           <w:r>
-            <w:instrText xml:space="preserve"> PAGEREF _Toc15373 \h </w:instrText>
+            <w:instrText xml:space="preserve"> PAGEREF _Toc68 \h </w:instrText>
           </w:r>
           <w:r>
             <w:fldChar w:fldCharType="separate"/>
@@ -2213,7 +2217,7 @@
               <w:rFonts w:hint="eastAsia" w:ascii="宋体" w:hAnsi="宋体" w:eastAsia="宋体" w:cs="宋体"/>
               <w:szCs w:val="24"/>
             </w:rPr>
-            <w:instrText xml:space="preserve"> HYPERLINK \l _Toc9195 </w:instrText>
+            <w:instrText xml:space="preserve"> HYPERLINK \l _Toc3410 </w:instrText>
           </w:r>
           <w:r>
             <w:rPr>
@@ -2238,7 +2242,7 @@
             <w:fldChar w:fldCharType="begin"/>
           </w:r>
           <w:r>
-            <w:instrText xml:space="preserve"> PAGEREF _Toc9195 \h </w:instrText>
+            <w:instrText xml:space="preserve"> PAGEREF _Toc3410 \h </w:instrText>
           </w:r>
           <w:r>
             <w:fldChar w:fldCharType="separate"/>
@@ -2276,7 +2280,7 @@
               <w:rFonts w:hint="eastAsia" w:ascii="宋体" w:hAnsi="宋体" w:eastAsia="宋体" w:cs="宋体"/>
               <w:szCs w:val="24"/>
             </w:rPr>
-            <w:instrText xml:space="preserve"> HYPERLINK \l _Toc9967 </w:instrText>
+            <w:instrText xml:space="preserve"> HYPERLINK \l _Toc27553 </w:instrText>
           </w:r>
           <w:r>
             <w:rPr>
@@ -2301,7 +2305,7 @@
             <w:fldChar w:fldCharType="begin"/>
           </w:r>
           <w:r>
-            <w:instrText xml:space="preserve"> PAGEREF _Toc9967 \h </w:instrText>
+            <w:instrText xml:space="preserve"> PAGEREF _Toc27553 \h </w:instrText>
           </w:r>
           <w:r>
             <w:fldChar w:fldCharType="separate"/>
@@ -2339,7 +2343,7 @@
               <w:rFonts w:hint="eastAsia" w:ascii="宋体" w:hAnsi="宋体" w:eastAsia="宋体" w:cs="宋体"/>
               <w:szCs w:val="24"/>
             </w:rPr>
-            <w:instrText xml:space="preserve"> HYPERLINK \l _Toc26807 </w:instrText>
+            <w:instrText xml:space="preserve"> HYPERLINK \l _Toc28346 </w:instrText>
           </w:r>
           <w:r>
             <w:rPr>
@@ -2364,7 +2368,7 @@
             <w:fldChar w:fldCharType="begin"/>
           </w:r>
           <w:r>
-            <w:instrText xml:space="preserve"> PAGEREF _Toc26807 \h </w:instrText>
+            <w:instrText xml:space="preserve"> PAGEREF _Toc28346 \h </w:instrText>
           </w:r>
           <w:r>
             <w:fldChar w:fldCharType="separate"/>
@@ -2402,7 +2406,7 @@
               <w:rFonts w:hint="eastAsia" w:ascii="宋体" w:hAnsi="宋体" w:eastAsia="宋体" w:cs="宋体"/>
               <w:szCs w:val="24"/>
             </w:rPr>
-            <w:instrText xml:space="preserve"> HYPERLINK \l _Toc4821 </w:instrText>
+            <w:instrText xml:space="preserve"> HYPERLINK \l _Toc16401 </w:instrText>
           </w:r>
           <w:r>
             <w:rPr>
@@ -2432,7 +2436,7 @@
             <w:fldChar w:fldCharType="begin"/>
           </w:r>
           <w:r>
-            <w:instrText xml:space="preserve"> PAGEREF _Toc4821 \h </w:instrText>
+            <w:instrText xml:space="preserve"> PAGEREF _Toc16401 \h </w:instrText>
           </w:r>
           <w:r>
             <w:fldChar w:fldCharType="separate"/>
@@ -2470,7 +2474,7 @@
               <w:rFonts w:hint="eastAsia" w:ascii="宋体" w:hAnsi="宋体" w:eastAsia="宋体" w:cs="宋体"/>
               <w:szCs w:val="24"/>
             </w:rPr>
-            <w:instrText xml:space="preserve"> HYPERLINK \l _Toc5703 </w:instrText>
+            <w:instrText xml:space="preserve"> HYPERLINK \l _Toc24093 </w:instrText>
           </w:r>
           <w:r>
             <w:rPr>
@@ -2500,7 +2504,7 @@
             <w:fldChar w:fldCharType="begin"/>
           </w:r>
           <w:r>
-            <w:instrText xml:space="preserve"> PAGEREF _Toc5703 \h </w:instrText>
+            <w:instrText xml:space="preserve"> PAGEREF _Toc24093 \h </w:instrText>
           </w:r>
           <w:r>
             <w:fldChar w:fldCharType="separate"/>
@@ -2538,7 +2542,7 @@
               <w:rFonts w:hint="eastAsia" w:ascii="宋体" w:hAnsi="宋体" w:eastAsia="宋体" w:cs="宋体"/>
               <w:szCs w:val="24"/>
             </w:rPr>
-            <w:instrText xml:space="preserve"> HYPERLINK \l _Toc22011 </w:instrText>
+            <w:instrText xml:space="preserve"> HYPERLINK \l _Toc10230 </w:instrText>
           </w:r>
           <w:r>
             <w:rPr>
@@ -2568,7 +2572,7 @@
             <w:fldChar w:fldCharType="begin"/>
           </w:r>
           <w:r>
-            <w:instrText xml:space="preserve"> PAGEREF _Toc22011 \h </w:instrText>
+            <w:instrText xml:space="preserve"> PAGEREF _Toc10230 \h </w:instrText>
           </w:r>
           <w:r>
             <w:fldChar w:fldCharType="separate"/>
@@ -2606,7 +2610,7 @@
               <w:rFonts w:hint="eastAsia" w:ascii="宋体" w:hAnsi="宋体" w:eastAsia="宋体" w:cs="宋体"/>
               <w:szCs w:val="24"/>
             </w:rPr>
-            <w:instrText xml:space="preserve"> HYPERLINK \l _Toc2678 </w:instrText>
+            <w:instrText xml:space="preserve"> HYPERLINK \l _Toc4067 </w:instrText>
           </w:r>
           <w:r>
             <w:rPr>
@@ -2636,7 +2640,7 @@
             <w:fldChar w:fldCharType="begin"/>
           </w:r>
           <w:r>
-            <w:instrText xml:space="preserve"> PAGEREF _Toc2678 \h </w:instrText>
+            <w:instrText xml:space="preserve"> PAGEREF _Toc4067 \h </w:instrText>
           </w:r>
           <w:r>
             <w:fldChar w:fldCharType="separate"/>
@@ -2708,7 +2712,7 @@
         <w:pStyle w:val="28"/>
         <w:bidi w:val="0"/>
       </w:pPr>
-      <w:bookmarkStart w:id="2" w:name="_Toc18347"/>
+      <w:bookmarkStart w:id="2" w:name="_Toc18035"/>
       <w:r>
         <w:t>目的</w:t>
       </w:r>
@@ -2732,7 +2736,7 @@
           <w:lang w:val="en-US" w:eastAsia="zh-CN"/>
         </w:rPr>
       </w:pPr>
-      <w:bookmarkStart w:id="3" w:name="_Toc3953"/>
+      <w:bookmarkStart w:id="3" w:name="_Toc19442"/>
       <w:r>
         <w:rPr>
           <w:rFonts w:hint="eastAsia"/>
@@ -2831,7 +2835,7 @@
         <w:pStyle w:val="28"/>
         <w:bidi w:val="0"/>
       </w:pPr>
-      <w:bookmarkStart w:id="4" w:name="_Toc2635"/>
+      <w:bookmarkStart w:id="4" w:name="_Toc7310"/>
       <w:r>
         <w:rPr>
           <w:rFonts w:hint="eastAsia"/>
@@ -2872,7 +2876,7 @@
           <w:lang w:val="en-US" w:eastAsia="zh-CN"/>
         </w:rPr>
       </w:pPr>
-      <w:bookmarkStart w:id="5" w:name="_Toc6571"/>
+      <w:bookmarkStart w:id="5" w:name="_Toc29856"/>
       <w:r>
         <w:rPr>
           <w:rFonts w:hint="eastAsia"/>
@@ -2891,7 +2895,7 @@
           <w:lang w:val="en-US" w:eastAsia="zh-CN"/>
         </w:rPr>
       </w:pPr>
-      <w:bookmarkStart w:id="6" w:name="_Toc18541"/>
+      <w:bookmarkStart w:id="6" w:name="_Toc1839"/>
       <w:r>
         <w:rPr>
           <w:rFonts w:hint="eastAsia"/>
@@ -2942,7 +2946,7 @@
           <w:lang w:val="en-US" w:eastAsia="zh-CN"/>
         </w:rPr>
       </w:pPr>
-      <w:bookmarkStart w:id="7" w:name="_Toc20338"/>
+      <w:bookmarkStart w:id="7" w:name="_Toc21984"/>
       <w:r>
         <w:rPr>
           <w:rFonts w:hint="eastAsia"/>
@@ -3003,7 +3007,7 @@
           <w:lang w:val="en-US" w:eastAsia="zh-CN"/>
         </w:rPr>
       </w:pPr>
-      <w:bookmarkStart w:id="8" w:name="_Toc17074"/>
+      <w:bookmarkStart w:id="8" w:name="_Toc4771"/>
       <w:r>
         <w:rPr>
           <w:rFonts w:hint="eastAsia"/>
@@ -3040,7 +3044,7 @@
           <w:lang w:val="en-US" w:eastAsia="zh-CN"/>
         </w:rPr>
       </w:pPr>
-      <w:bookmarkStart w:id="9" w:name="_Toc18804"/>
+      <w:bookmarkStart w:id="9" w:name="_Toc28170"/>
       <w:r>
         <w:rPr>
           <w:rFonts w:hint="eastAsia"/>
@@ -3055,7 +3059,7 @@
         <w:pStyle w:val="30"/>
         <w:bidi w:val="0"/>
       </w:pPr>
-      <w:bookmarkStart w:id="10" w:name="_Toc26460"/>
+      <w:bookmarkStart w:id="10" w:name="_Toc16949"/>
       <w:r>
         <w:t>质量管理策划活动</w:t>
       </w:r>
@@ -3152,12 +3156,146 @@
         <w:pStyle w:val="39"/>
         <w:numPr>
           <w:ilvl w:val="0"/>
+          <w:numId w:val="6"/>
+        </w:numPr>
+        <w:bidi w:val="0"/>
+        <w:ind w:left="425" w:leftChars="0" w:hanging="425" w:firstLineChars="0"/>
+      </w:pPr>
+      <w:r>
+        <w:t>《运维服务质量管理计划》应包含：</w:t>
+      </w:r>
+    </w:p>
+    <w:p>
+      <w:pPr>
+        <w:pStyle w:val="39"/>
+        <w:numPr>
+          <w:ilvl w:val="0"/>
           <w:numId w:val="7"/>
         </w:numPr>
         <w:bidi w:val="0"/>
       </w:pPr>
       <w:r>
-        <w:t>《运维服务质量管理计划》应包含：</w:t>
+        <w:t>质量检查的范围和内容</w:t>
+      </w:r>
+    </w:p>
+    <w:p>
+      <w:pPr>
+        <w:pStyle w:val="39"/>
+        <w:numPr>
+          <w:ilvl w:val="0"/>
+          <w:numId w:val="7"/>
+        </w:numPr>
+        <w:bidi w:val="0"/>
+      </w:pPr>
+      <w:r>
+        <w:t>质量检查活动安排表及检查方法</w:t>
+      </w:r>
+    </w:p>
+    <w:p>
+      <w:pPr>
+        <w:pStyle w:val="39"/>
+        <w:numPr>
+          <w:ilvl w:val="0"/>
+          <w:numId w:val="7"/>
+        </w:numPr>
+        <w:bidi w:val="0"/>
+      </w:pPr>
+      <w:r>
+        <w:t>质量检查活动汇报计划（包括汇报时机、汇报方式、汇报对象）内容应符合公司的质量检查内容和检查方法规定。</w:t>
+      </w:r>
+    </w:p>
+    <w:p>
+      <w:pPr>
+        <w:pStyle w:val="30"/>
+        <w:bidi w:val="0"/>
+      </w:pPr>
+      <w:bookmarkStart w:id="11" w:name="bookmark2"/>
+      <w:bookmarkEnd w:id="11"/>
+      <w:bookmarkStart w:id="12" w:name="_Toc68"/>
+      <w:r>
+        <w:t>质量检查内容及检查方法</w:t>
+      </w:r>
+      <w:bookmarkEnd w:id="12"/>
+    </w:p>
+    <w:p>
+      <w:pPr>
+        <w:pStyle w:val="29"/>
+        <w:numPr>
+          <w:ilvl w:val="0"/>
+          <w:numId w:val="8"/>
+        </w:numPr>
+        <w:bidi w:val="0"/>
+        <w:ind w:left="425" w:leftChars="0" w:hanging="425" w:firstLineChars="0"/>
+      </w:pPr>
+      <w:r>
+        <w:rPr>
+          <w:rFonts w:hint="eastAsia"/>
+          <w:lang w:eastAsia="zh-CN"/>
+        </w:rPr>
+        <w:t>质量部</w:t>
+      </w:r>
+      <w:r>
+        <w:t>根据体系中描述的所有过程制定《运维服务</w:t>
+      </w:r>
+      <w:r>
+        <w:rPr>
+          <w:rFonts w:hint="eastAsia"/>
+          <w:lang w:val="en-US" w:eastAsia="zh-CN"/>
+        </w:rPr>
+        <w:t>质量管理计划</w:t>
+      </w:r>
+      <w:r>
+        <w:t>》，提交</w:t>
+      </w:r>
+      <w:r>
+        <w:rPr>
+          <w:rFonts w:hint="eastAsia"/>
+          <w:lang w:val="en-US" w:eastAsia="zh-CN"/>
+        </w:rPr>
+        <w:t>质量部经理</w:t>
+      </w:r>
+      <w:r>
+        <w:t>审核通过后由</w:t>
+      </w:r>
+      <w:r>
+        <w:rPr>
+          <w:rFonts w:hint="eastAsia"/>
+          <w:lang w:eastAsia="zh-CN"/>
+        </w:rPr>
+        <w:t>质量部</w:t>
+      </w:r>
+      <w:r>
+        <w:t>对所有正在提供运维服务的项目开展阶段质量抽查工作；抽查工作完成后可对检查结果进行分析，形成至质量</w:t>
+      </w:r>
+      <w:r>
+        <w:rPr>
+          <w:rFonts w:hint="eastAsia"/>
+          <w:lang w:val="en-US" w:eastAsia="zh-CN"/>
+        </w:rPr>
+        <w:t>报告，</w:t>
+      </w:r>
+      <w:r>
+        <w:t>向各相关部门负责人及分管副总汇报检查情况。</w:t>
+      </w:r>
+      <w:r>
+        <w:rPr>
+          <w:rFonts w:hint="eastAsia"/>
+          <w:lang w:eastAsia="zh-CN"/>
+        </w:rPr>
+        <w:t>质量部</w:t>
+      </w:r>
+      <w:r>
+        <w:t>可根据检查工作过程中遇到的情况或过程文件更新等信息每半年对《运维服务</w:t>
+      </w:r>
+      <w:r>
+        <w:rPr>
+          <w:rFonts w:hint="eastAsia"/>
+          <w:lang w:val="en-US" w:eastAsia="zh-CN"/>
+        </w:rPr>
+        <w:t>质量管理计划</w:t>
+      </w:r>
+      <w:r>
+        <w:t>》进行一次修订。</w:t>
       </w:r>
     </w:p>
     <w:p>
@@ -3170,127 +3308,7 @@
         <w:bidi w:val="0"/>
       </w:pPr>
       <w:r>
-        <w:t>质量检查的范围和内容</w:t>
-      </w:r>
-    </w:p>
-    <w:p>
-      <w:pPr>
-        <w:pStyle w:val="39"/>
-        <w:numPr>
-          <w:ilvl w:val="0"/>
-          <w:numId w:val="8"/>
-        </w:numPr>
-        <w:bidi w:val="0"/>
-      </w:pPr>
-      <w:r>
-        <w:t>质量检查活动安排表及检查方法</w:t>
-      </w:r>
-    </w:p>
-    <w:p>
-      <w:pPr>
-        <w:pStyle w:val="39"/>
-        <w:numPr>
-          <w:ilvl w:val="0"/>
-          <w:numId w:val="8"/>
-        </w:numPr>
-        <w:bidi w:val="0"/>
-      </w:pPr>
-      <w:r>
-        <w:t>质量检查活动汇报计划（包括汇报时机、汇报方式、汇报对象）内容应符合公司的质量检查内容和检查方法规定。</w:t>
-      </w:r>
-    </w:p>
-    <w:p>
-      <w:pPr>
-        <w:pStyle w:val="30"/>
-        <w:bidi w:val="0"/>
-      </w:pPr>
-      <w:bookmarkStart w:id="11" w:name="bookmark2"/>
-      <w:bookmarkEnd w:id="11"/>
-      <w:bookmarkStart w:id="12" w:name="_Toc15373"/>
-      <w:r>
-        <w:t>质量检查内容及检查方法</w:t>
-      </w:r>
-      <w:bookmarkEnd w:id="12"/>
-    </w:p>
-    <w:p>
-      <w:pPr>
-        <w:pStyle w:val="29"/>
-        <w:numPr>
-          <w:ilvl w:val="0"/>
-          <w:numId w:val="9"/>
-        </w:numPr>
-        <w:bidi w:val="0"/>
-        <w:ind w:left="425" w:leftChars="0" w:hanging="425" w:firstLineChars="0"/>
-      </w:pPr>
-      <w:r>
-        <w:rPr>
-          <w:rFonts w:hint="eastAsia"/>
-          <w:lang w:eastAsia="zh-CN"/>
-        </w:rPr>
-        <w:t>质量部</w:t>
-      </w:r>
-      <w:r>
-        <w:t>根据体系中描述的所有过程制定《运维服务</w:t>
-      </w:r>
-      <w:r>
-        <w:rPr>
-          <w:rFonts w:hint="eastAsia"/>
-          <w:lang w:val="en-US" w:eastAsia="zh-CN"/>
-        </w:rPr>
-        <w:t>质量管理计划</w:t>
-      </w:r>
-      <w:r>
-        <w:t>》，提交</w:t>
-      </w:r>
-      <w:r>
-        <w:rPr>
-          <w:rFonts w:hint="eastAsia"/>
-          <w:lang w:val="en-US" w:eastAsia="zh-CN"/>
-        </w:rPr>
-        <w:t>质量部经理</w:t>
-      </w:r>
-      <w:r>
-        <w:t>审核通过后由</w:t>
-      </w:r>
-      <w:r>
-        <w:rPr>
-          <w:rFonts w:hint="eastAsia"/>
-          <w:lang w:eastAsia="zh-CN"/>
-        </w:rPr>
-        <w:t>质量部</w:t>
-      </w:r>
-      <w:r>
-        <w:t>对所有正在提供运维服务的项目开展阶段质量抽查工作；抽查工作完成后可对检查结果进行分析，形成至质量</w:t>
-      </w:r>
-      <w:r>
-        <w:rPr>
-          <w:rFonts w:hint="eastAsia"/>
-          <w:lang w:val="en-US" w:eastAsia="zh-CN"/>
-        </w:rPr>
-        <w:t>报告，</w:t>
-      </w:r>
-      <w:r>
-        <w:t>向各相关部门负责人及分管副总汇报检查情况。</w:t>
-      </w:r>
-      <w:r>
-        <w:rPr>
-          <w:rFonts w:hint="eastAsia"/>
-          <w:lang w:eastAsia="zh-CN"/>
-        </w:rPr>
-        <w:t>质量部</w:t>
-      </w:r>
-      <w:r>
-        <w:t>可根据检查工作过程中遇到的情况或过程文件更新等信息每半年对《运维服务</w:t>
-      </w:r>
-      <w:r>
-        <w:rPr>
-          <w:rFonts w:hint="eastAsia"/>
-          <w:lang w:val="en-US" w:eastAsia="zh-CN"/>
-        </w:rPr>
-        <w:t>质量管理计划</w:t>
-      </w:r>
-      <w:r>
-        <w:t>》进行一次修订。</w:t>
+        <w:t>检查方法包括：</w:t>
       </w:r>
     </w:p>
     <w:p>
@@ -3303,46 +3321,144 @@
         <w:bidi w:val="0"/>
       </w:pPr>
       <w:r>
-        <w:t>检查方法包括：</w:t>
+        <w:t>直接访问相关人员</w:t>
       </w:r>
     </w:p>
     <w:p>
       <w:pPr>
         <w:pStyle w:val="39"/>
+        <w:numPr>
+          <w:ilvl w:val="0"/>
+          <w:numId w:val="9"/>
+        </w:numPr>
+        <w:bidi w:val="0"/>
+      </w:pPr>
+      <w:r>
+        <w:t>检查过程中输出的相关文档和记录</w:t>
+      </w:r>
+    </w:p>
+    <w:p>
+      <w:pPr>
+        <w:pStyle w:val="39"/>
+        <w:numPr>
+          <w:ilvl w:val="0"/>
+          <w:numId w:val="9"/>
+        </w:numPr>
+        <w:bidi w:val="0"/>
+      </w:pPr>
+      <w:r>
+        <w:t>各检查项采用抽样方法进行检查，每个过程抽查1-3个重点项目为检查对象。</w:t>
+      </w:r>
+    </w:p>
+    <w:p>
+      <w:pPr>
+        <w:pStyle w:val="30"/>
+        <w:bidi w:val="0"/>
+      </w:pPr>
+      <w:bookmarkStart w:id="13" w:name="_Toc3410"/>
+      <w:r>
+        <w:t>质量管理过程</w:t>
+      </w:r>
+      <w:bookmarkEnd w:id="13"/>
+    </w:p>
+    <w:p>
+      <w:pPr>
+        <w:pStyle w:val="29"/>
         <w:numPr>
           <w:ilvl w:val="0"/>
           <w:numId w:val="10"/>
         </w:numPr>
         <w:bidi w:val="0"/>
-      </w:pPr>
-      <w:r>
-        <w:t>直接访问相关人员</w:t>
+        <w:ind w:left="425" w:leftChars="0" w:hanging="425" w:firstLineChars="0"/>
+      </w:pPr>
+      <w:r>
+        <w:rPr>
+          <w:rFonts w:hint="eastAsia"/>
+          <w:lang w:eastAsia="zh-CN"/>
+        </w:rPr>
+        <w:t>质量部</w:t>
+      </w:r>
+      <w:r>
+        <w:t>在运维服务过程中提供有关公司过程规定与要求的指导与咨询，提供必要的相关培训；</w:t>
       </w:r>
     </w:p>
     <w:p>
       <w:pPr>
-        <w:pStyle w:val="39"/>
+        <w:pStyle w:val="29"/>
         <w:numPr>
           <w:ilvl w:val="0"/>
           <w:numId w:val="10"/>
         </w:numPr>
         <w:bidi w:val="0"/>
-      </w:pPr>
-      <w:r>
-        <w:t>检查过程中输出的相关文档和记录</w:t>
+        <w:ind w:left="425" w:leftChars="0" w:hanging="425" w:firstLineChars="0"/>
+      </w:pPr>
+      <w:r>
+        <w:rPr>
+          <w:rFonts w:hint="eastAsia"/>
+          <w:lang w:eastAsia="zh-CN"/>
+        </w:rPr>
+        <w:t>质量部</w:t>
+      </w:r>
+      <w:r>
+        <w:t>根据《运维服务质量管理计划》，采取有效的检查方法，对所有正在提供运维服务的项目按各项目所处的阶段及体系规定的过程完成质量检查工作内容。</w:t>
       </w:r>
     </w:p>
     <w:p>
       <w:pPr>
-        <w:pStyle w:val="39"/>
+        <w:pStyle w:val="29"/>
         <w:numPr>
           <w:ilvl w:val="0"/>
           <w:numId w:val="10"/>
         </w:numPr>
         <w:bidi w:val="0"/>
-      </w:pPr>
-      <w:r>
-        <w:t>各检查项采用抽样方法进行检查，每个过程抽查1-3个重点项目为检查对象。</w:t>
+        <w:ind w:left="425" w:leftChars="0" w:hanging="425" w:firstLineChars="0"/>
+      </w:pPr>
+      <w:r>
+        <w:rPr>
+          <w:rFonts w:hint="eastAsia"/>
+          <w:lang w:eastAsia="zh-CN"/>
+        </w:rPr>
+        <w:t>质量部</w:t>
+      </w:r>
+      <w:r>
+        <w:t>每次完成检查工作后及时与相关业务部门的负责人沟通检查结果，并将检查结果写入《运维服务质量</w:t>
+      </w:r>
+      <w:r>
+        <w:rPr>
+          <w:rFonts w:hint="eastAsia"/>
+          <w:lang w:val="en-US" w:eastAsia="zh-CN"/>
+        </w:rPr>
+        <w:t>管理报告</w:t>
+      </w:r>
+      <w:r>
+        <w:t>》中，汇报给</w:t>
+      </w:r>
+      <w:r>
+        <w:rPr>
+          <w:rFonts w:hint="eastAsia"/>
+          <w:lang w:eastAsia="zh-CN"/>
+        </w:rPr>
+        <w:t>质量部</w:t>
+      </w:r>
+      <w:r>
+        <w:t>及相关业务部门负责人、副总</w:t>
+      </w:r>
+      <w:r>
+        <w:rPr>
+          <w:rFonts w:hint="eastAsia"/>
+          <w:lang w:val="en-US" w:eastAsia="zh-CN"/>
+        </w:rPr>
+        <w:t>经理</w:t>
+      </w:r>
+      <w:r>
+        <w:t>、总经理</w:t>
+      </w:r>
+      <w:r>
+        <w:rPr>
+          <w:rFonts w:hint="eastAsia"/>
+          <w:lang w:eastAsia="zh-CN"/>
+        </w:rPr>
+        <w:t>。</w:t>
       </w:r>
     </w:p>
     <w:p>
@@ -3350,118 +3466,7 @@
         <w:pStyle w:val="30"/>
         <w:bidi w:val="0"/>
       </w:pPr>
-      <w:bookmarkStart w:id="13" w:name="_Toc9195"/>
-      <w:r>
-        <w:t>质量管理过程</w:t>
-      </w:r>
-      <w:bookmarkEnd w:id="13"/>
-    </w:p>
-    <w:p>
-      <w:pPr>
-        <w:pStyle w:val="29"/>
-        <w:numPr>
-          <w:ilvl w:val="0"/>
-          <w:numId w:val="11"/>
-        </w:numPr>
-        <w:bidi w:val="0"/>
-        <w:ind w:left="425" w:leftChars="0" w:hanging="425" w:firstLineChars="0"/>
-      </w:pPr>
-      <w:r>
-        <w:rPr>
-          <w:rFonts w:hint="eastAsia"/>
-          <w:lang w:eastAsia="zh-CN"/>
-        </w:rPr>
-        <w:t>质量部</w:t>
-      </w:r>
-      <w:r>
-        <w:t>在运维服务过程中提供有关公司过程规定与要求的指导与咨询，提供必要的相关培训；</w:t>
-      </w:r>
-    </w:p>
-    <w:p>
-      <w:pPr>
-        <w:pStyle w:val="29"/>
-        <w:numPr>
-          <w:ilvl w:val="0"/>
-          <w:numId w:val="11"/>
-        </w:numPr>
-        <w:bidi w:val="0"/>
-        <w:ind w:left="425" w:leftChars="0" w:hanging="425" w:firstLineChars="0"/>
-      </w:pPr>
-      <w:r>
-        <w:rPr>
-          <w:rFonts w:hint="eastAsia"/>
-          <w:lang w:eastAsia="zh-CN"/>
-        </w:rPr>
-        <w:t>质量部</w:t>
-      </w:r>
-      <w:r>
-        <w:t>根据《运维服务质量管理计划》，采取有效的检查方法，对所有正在提供运维服务的项目按各项目所处的阶段及体系规定的过程完成质量检查工作内容。</w:t>
-      </w:r>
-    </w:p>
-    <w:p>
-      <w:pPr>
-        <w:pStyle w:val="29"/>
-        <w:numPr>
-          <w:ilvl w:val="0"/>
-          <w:numId w:val="11"/>
-        </w:numPr>
-        <w:bidi w:val="0"/>
-        <w:ind w:left="425" w:leftChars="0" w:hanging="425" w:firstLineChars="0"/>
-      </w:pPr>
-      <w:r>
-        <w:rPr>
-          <w:rFonts w:hint="eastAsia"/>
-          <w:lang w:eastAsia="zh-CN"/>
-        </w:rPr>
-        <w:t>质量部</w:t>
-      </w:r>
-      <w:r>
-        <w:t>每次完成检查工作后及时与相关业务部门的负责人沟通检查结果，并将检查结果写入《运维服务质量</w:t>
-      </w:r>
-      <w:r>
-        <w:rPr>
-          <w:rFonts w:hint="eastAsia"/>
-          <w:lang w:val="en-US" w:eastAsia="zh-CN"/>
-        </w:rPr>
-        <w:t>管理报告</w:t>
-      </w:r>
-      <w:r>
-        <w:t>》中，汇报给</w:t>
-      </w:r>
-      <w:r>
-        <w:rPr>
-          <w:rFonts w:hint="eastAsia"/>
-          <w:lang w:eastAsia="zh-CN"/>
-        </w:rPr>
-        <w:t>质量部</w:t>
-      </w:r>
-      <w:r>
-        <w:t>及相关业务部门负责人、副总</w:t>
-      </w:r>
-      <w:r>
-        <w:rPr>
-          <w:rFonts w:hint="eastAsia"/>
-          <w:lang w:val="en-US" w:eastAsia="zh-CN"/>
-        </w:rPr>
-        <w:t>经理</w:t>
-      </w:r>
-      <w:r>
-        <w:t>、总经理</w:t>
-      </w:r>
-      <w:r>
-        <w:rPr>
-          <w:rFonts w:hint="eastAsia"/>
-          <w:lang w:eastAsia="zh-CN"/>
-        </w:rPr>
-        <w:t>。</w:t>
-      </w:r>
-    </w:p>
-    <w:p>
-      <w:pPr>
-        <w:pStyle w:val="30"/>
-        <w:bidi w:val="0"/>
-      </w:pPr>
-      <w:bookmarkStart w:id="14" w:name="_Toc9967"/>
+      <w:bookmarkStart w:id="14" w:name="_Toc27553"/>
       <w:r>
         <w:t>纠正措施</w:t>
       </w:r>
@@ -3503,7 +3508,7 @@
       </w:pPr>
       <w:bookmarkStart w:id="15" w:name="bookmark5"/>
       <w:bookmarkEnd w:id="15"/>
-      <w:bookmarkStart w:id="16" w:name="_Toc26807"/>
+      <w:bookmarkStart w:id="16" w:name="_Toc28346"/>
       <w:r>
         <w:t>质量管理培训</w:t>
       </w:r>
@@ -3555,7 +3560,7 @@
         </w:rPr>
       </w:pPr>
       <w:bookmarkStart w:id="17" w:name="_Toc16299"/>
-      <w:bookmarkStart w:id="18" w:name="_Toc4821"/>
+      <w:bookmarkStart w:id="18" w:name="_Toc16401"/>
       <w:r>
         <w:rPr>
           <w:rFonts w:hint="eastAsia"/>
@@ -3588,9 +3593,9 @@
         </w:tblCellMar>
       </w:tblPr>
       <w:tblGrid>
-        <w:gridCol w:w="1551"/>
-        <w:gridCol w:w="2687"/>
-        <w:gridCol w:w="1427"/>
+        <w:gridCol w:w="1756"/>
+        <w:gridCol w:w="2940"/>
+        <w:gridCol w:w="969"/>
         <w:gridCol w:w="1427"/>
       </w:tblGrid>
       <w:tr>
@@ -3603,16 +3608,10 @@
             <w:insideH w:val="single" w:color="auto" w:sz="4" w:space="0"/>
             <w:insideV w:val="single" w:color="auto" w:sz="4" w:space="0"/>
           </w:tblBorders>
-          <w:tblCellMar>
-            <w:top w:w="0" w:type="dxa"/>
-            <w:left w:w="108" w:type="dxa"/>
-            <w:bottom w:w="0" w:type="dxa"/>
-            <w:right w:w="108" w:type="dxa"/>
-          </w:tblCellMar>
         </w:tblPrEx>
         <w:tc>
           <w:tcPr>
-            <w:tcW w:w="1551" w:type="dxa"/>
+            <w:tcW w:w="1756" w:type="dxa"/>
           </w:tcPr>
           <w:p>
             <w:pPr>
@@ -3642,7 +3641,7 @@
         </w:tc>
         <w:tc>
           <w:tcPr>
-            <w:tcW w:w="2687" w:type="dxa"/>
+            <w:tcW w:w="2940" w:type="dxa"/>
           </w:tcPr>
           <w:p>
             <w:pPr>
@@ -3672,7 +3671,7 @@
         </w:tc>
         <w:tc>
           <w:tcPr>
-            <w:tcW w:w="1427" w:type="dxa"/>
+            <w:tcW w:w="969" w:type="dxa"/>
             <w:shd w:val="clear" w:color="auto" w:fill="auto"/>
           </w:tcPr>
           <w:p>
@@ -3757,7 +3756,7 @@
         </w:trPr>
         <w:tc>
           <w:tcPr>
-            <w:tcW w:w="1551" w:type="dxa"/>
+            <w:tcW w:w="1756" w:type="dxa"/>
             <w:shd w:val="clear" w:color="auto" w:fill="auto"/>
           </w:tcPr>
           <w:p>
@@ -3794,7 +3793,7 @@
         </w:tc>
         <w:tc>
           <w:tcPr>
-            <w:tcW w:w="2687" w:type="dxa"/>
+            <w:tcW w:w="2940" w:type="dxa"/>
             <w:shd w:val="clear" w:color="auto" w:fill="auto"/>
           </w:tcPr>
           <w:p>
@@ -3822,7 +3821,7 @@
         </w:tc>
         <w:tc>
           <w:tcPr>
-            <w:tcW w:w="1427" w:type="dxa"/>
+            <w:tcW w:w="969" w:type="dxa"/>
             <w:shd w:val="clear" w:color="auto" w:fill="auto"/>
           </w:tcPr>
           <w:p>
@@ -3908,114 +3907,19 @@
         </w:trPr>
         <w:tc>
           <w:tcPr>
-            <w:tcW w:w="1551" w:type="dxa"/>
+            <w:tcW w:w="1756" w:type="dxa"/>
             <w:shd w:val="clear" w:color="auto" w:fill="auto"/>
           </w:tcPr>
           <w:p>
             <w:pPr>
               <w:widowControl w:val="0"/>
               <w:rPr>
-                <w:rFonts w:hint="default" w:ascii="宋体" w:hAnsi="宋体" w:eastAsia="宋体" w:cs="宋体"/>
-                <w:snapToGrid w:val="0"/>
-                <w:color w:val="000000"/>
-                <w:kern w:val="0"/>
+                <w:rFonts w:hint="default" w:ascii="宋体" w:hAnsi="宋体" w:cs="宋体"/>
                 <w:sz w:val="18"/>
                 <w:szCs w:val="18"/>
-                <w:lang w:val="en-US" w:eastAsia="zh-CN" w:bidi="ar-SA"/>
-              </w:rPr>
-            </w:pPr>
-            <w:r>
-              <w:rPr>
-                <w:rFonts w:hint="eastAsia" w:ascii="宋体" w:hAnsi="宋体" w:eastAsia="宋体" w:cs="宋体"/>
-                <w:sz w:val="18"/>
-                <w:szCs w:val="18"/>
-              </w:rPr>
-              <w:t>管理评审次数</w:t>
-            </w:r>
-          </w:p>
-        </w:tc>
-        <w:tc>
-          <w:tcPr>
-            <w:tcW w:w="2687" w:type="dxa"/>
-            <w:shd w:val="clear" w:color="auto" w:fill="auto"/>
-          </w:tcPr>
-          <w:p>
-            <w:pPr>
-              <w:widowControl w:val="0"/>
-              <w:rPr>
-                <w:rFonts w:hint="default" w:ascii="宋体" w:hAnsi="宋体" w:eastAsia="宋体" w:cs="宋体"/>
-                <w:snapToGrid w:val="0"/>
-                <w:color w:val="000000"/>
-                <w:kern w:val="0"/>
-                <w:sz w:val="18"/>
-                <w:szCs w:val="18"/>
-                <w:lang w:val="en-US" w:eastAsia="zh-CN" w:bidi="ar-SA"/>
-              </w:rPr>
-            </w:pPr>
-            <w:r>
-              <w:rPr>
-                <w:rFonts w:hint="eastAsia" w:ascii="宋体" w:hAnsi="宋体" w:eastAsia="宋体" w:cs="宋体"/>
-                <w:sz w:val="18"/>
-                <w:szCs w:val="18"/>
-              </w:rPr>
-              <w:t>统计管理评审报告记录文件的次数</w:t>
-            </w:r>
-          </w:p>
-        </w:tc>
-        <w:tc>
-          <w:tcPr>
-            <w:tcW w:w="1427" w:type="dxa"/>
-            <w:shd w:val="clear" w:color="auto" w:fill="auto"/>
-          </w:tcPr>
-          <w:p>
-            <w:pPr>
-              <w:widowControl w:val="0"/>
-              <w:rPr>
-                <w:rFonts w:hint="eastAsia" w:ascii="宋体" w:hAnsi="宋体" w:eastAsia="宋体" w:cs="宋体"/>
-                <w:snapToGrid w:val="0"/>
-                <w:color w:val="000000"/>
-                <w:kern w:val="0"/>
-                <w:sz w:val="18"/>
-                <w:szCs w:val="18"/>
-                <w:lang w:val="en-US" w:eastAsia="zh-CN" w:bidi="ar-SA"/>
-              </w:rPr>
-            </w:pPr>
-            <w:r>
-              <w:rPr>
-                <w:rFonts w:hint="eastAsia" w:ascii="宋体" w:hAnsi="宋体" w:eastAsia="宋体" w:cs="宋体"/>
-                <w:sz w:val="18"/>
-                <w:szCs w:val="18"/>
-              </w:rPr>
-              <w:t>1次</w:t>
-            </w:r>
-          </w:p>
-        </w:tc>
-        <w:tc>
-          <w:tcPr>
-            <w:tcW w:w="1427" w:type="dxa"/>
-            <w:shd w:val="clear" w:color="auto" w:fill="auto"/>
-          </w:tcPr>
-          <w:p>
-            <w:pPr>
-              <w:widowControl w:val="0"/>
-              <w:rPr>
-                <w:rFonts w:hint="default" w:ascii="宋体" w:hAnsi="宋体" w:eastAsia="宋体" w:cs="宋体"/>
-                <w:snapToGrid w:val="0"/>
-                <w:color w:val="000000"/>
-                <w:kern w:val="0"/>
-                <w:sz w:val="18"/>
-                <w:szCs w:val="18"/>
-                <w:lang w:val="en-US" w:eastAsia="zh-CN" w:bidi="ar-SA"/>
-              </w:rPr>
-            </w:pPr>
-            <w:r>
-              <w:rPr>
-                <w:rFonts w:hint="eastAsia" w:ascii="宋体" w:hAnsi="宋体" w:eastAsia="宋体" w:cs="宋体"/>
-                <w:sz w:val="18"/>
-                <w:szCs w:val="18"/>
-              </w:rPr>
-              <w:t>每年</w:t>
-            </w:r>
+                <w:lang w:val="en-US" w:eastAsia="zh-CN"/>
+              </w:rPr>
+            </w:pPr>
             <w:r>
               <w:rPr>
                 <w:rFonts w:hint="eastAsia" w:ascii="宋体" w:hAnsi="宋体" w:cs="宋体"/>
@@ -4023,8 +3927,95 @@
                 <w:szCs w:val="18"/>
                 <w:lang w:val="en-US" w:eastAsia="zh-CN"/>
               </w:rPr>
+              <w:t>项目客户投诉次数</w:t>
+            </w:r>
+          </w:p>
+        </w:tc>
+        <w:tc>
+          <w:tcPr>
+            <w:tcW w:w="2940" w:type="dxa"/>
+            <w:shd w:val="clear" w:color="auto" w:fill="auto"/>
+          </w:tcPr>
+          <w:p>
+            <w:pPr>
+              <w:widowControl w:val="0"/>
+              <w:rPr>
+                <w:rFonts w:hint="default" w:ascii="宋体" w:hAnsi="宋体" w:eastAsia="宋体" w:cs="宋体"/>
+                <w:sz w:val="18"/>
+                <w:szCs w:val="18"/>
+                <w:lang w:val="en-US" w:eastAsia="zh-CN"/>
+              </w:rPr>
+            </w:pPr>
+            <w:r>
+              <w:rPr>
+                <w:rFonts w:hint="eastAsia" w:ascii="宋体" w:hAnsi="宋体" w:cs="宋体"/>
+                <w:sz w:val="18"/>
+                <w:szCs w:val="18"/>
+                <w:lang w:val="en-US" w:eastAsia="zh-CN"/>
+              </w:rPr>
+              <w:t>项目运维期间客户投诉次数</w:t>
+            </w:r>
+          </w:p>
+        </w:tc>
+        <w:tc>
+          <w:tcPr>
+            <w:tcW w:w="969" w:type="dxa"/>
+            <w:shd w:val="clear" w:color="auto" w:fill="auto"/>
+          </w:tcPr>
+          <w:p>
+            <w:pPr>
+              <w:widowControl w:val="0"/>
+              <w:rPr>
+                <w:rFonts w:hint="default" w:ascii="宋体" w:hAnsi="宋体" w:eastAsia="宋体" w:cs="宋体"/>
+                <w:sz w:val="18"/>
+                <w:szCs w:val="18"/>
+                <w:lang w:val="en-US" w:eastAsia="zh-CN"/>
+              </w:rPr>
+            </w:pPr>
+            <w:r>
+              <w:rPr>
+                <w:rFonts w:hint="eastAsia" w:ascii="宋体" w:hAnsi="宋体" w:cs="宋体"/>
+                <w:sz w:val="18"/>
+                <w:szCs w:val="18"/>
+                <w:lang w:val="en-US" w:eastAsia="zh-CN"/>
+              </w:rPr>
+              <w:t>≤2次</w:t>
+            </w:r>
+          </w:p>
+        </w:tc>
+        <w:tc>
+          <w:tcPr>
+            <w:tcW w:w="1427" w:type="dxa"/>
+            <w:shd w:val="clear" w:color="auto" w:fill="auto"/>
+          </w:tcPr>
+          <w:p>
+            <w:pPr>
+              <w:widowControl w:val="0"/>
+              <w:rPr>
+                <w:rFonts w:hint="eastAsia" w:ascii="宋体" w:hAnsi="宋体" w:eastAsia="宋体" w:cs="宋体"/>
+                <w:sz w:val="18"/>
+                <w:szCs w:val="18"/>
+              </w:rPr>
+            </w:pPr>
+            <w:r>
+              <w:rPr>
+                <w:rFonts w:hint="eastAsia" w:ascii="宋体" w:hAnsi="宋体" w:eastAsia="宋体" w:cs="宋体"/>
+                <w:sz w:val="18"/>
+                <w:szCs w:val="18"/>
+              </w:rPr>
+              <w:t>每年</w:t>
+            </w:r>
+            <w:r>
+              <w:rPr>
+                <w:rFonts w:hint="eastAsia" w:ascii="宋体" w:hAnsi="宋体" w:cs="宋体"/>
+                <w:sz w:val="18"/>
+                <w:szCs w:val="18"/>
+                <w:lang w:val="en-US" w:eastAsia="zh-CN"/>
+              </w:rPr>
               <w:t>度</w:t>
             </w:r>
+            <w:bookmarkStart w:id="25" w:name="_GoBack"/>
+            <w:bookmarkEnd w:id="25"/>
           </w:p>
         </w:tc>
       </w:tr>
@@ -4050,7 +4041,7 @@
         </w:trPr>
         <w:tc>
           <w:tcPr>
-            <w:tcW w:w="1551" w:type="dxa"/>
+            <w:tcW w:w="1756" w:type="dxa"/>
             <w:shd w:val="clear" w:color="auto" w:fill="auto"/>
           </w:tcPr>
           <w:p>
@@ -4072,13 +4063,13 @@
                 <w:sz w:val="18"/>
                 <w:szCs w:val="18"/>
               </w:rPr>
-              <w:t>内部审的次数</w:t>
+              <w:t>管理评审次数</w:t>
             </w:r>
           </w:p>
         </w:tc>
         <w:tc>
           <w:tcPr>
-            <w:tcW w:w="2687" w:type="dxa"/>
+            <w:tcW w:w="2940" w:type="dxa"/>
             <w:shd w:val="clear" w:color="auto" w:fill="auto"/>
           </w:tcPr>
           <w:p>
@@ -4100,13 +4091,13 @@
                 <w:sz w:val="18"/>
                 <w:szCs w:val="18"/>
               </w:rPr>
-              <w:t>统计内部审核报告记录文件的次数</w:t>
+              <w:t>统计管理评审报告记录文件的次数</w:t>
             </w:r>
           </w:p>
         </w:tc>
         <w:tc>
           <w:tcPr>
-            <w:tcW w:w="1427" w:type="dxa"/>
+            <w:tcW w:w="969" w:type="dxa"/>
             <w:shd w:val="clear" w:color="auto" w:fill="auto"/>
           </w:tcPr>
           <w:p>
@@ -4128,7 +4119,7 @@
                 <w:sz w:val="18"/>
                 <w:szCs w:val="18"/>
               </w:rPr>
-              <w:t>≥1次</w:t>
+              <w:t>1次</w:t>
             </w:r>
           </w:p>
         </w:tc>
@@ -4170,6 +4161,148 @@
           </w:p>
         </w:tc>
       </w:tr>
+      <w:tr>
+        <w:tblPrEx>
+          <w:tblBorders>
+            <w:top w:val="single" w:color="auto" w:sz="4" w:space="0"/>
+            <w:left w:val="single" w:color="auto" w:sz="4" w:space="0"/>
+            <w:bottom w:val="single" w:color="auto" w:sz="4" w:space="0"/>
+            <w:right w:val="single" w:color="auto" w:sz="4" w:space="0"/>
+            <w:insideH w:val="single" w:color="auto" w:sz="4" w:space="0"/>
+            <w:insideV w:val="single" w:color="auto" w:sz="4" w:space="0"/>
+          </w:tblBorders>
+          <w:tblCellMar>
+            <w:top w:w="0" w:type="dxa"/>
+            <w:left w:w="108" w:type="dxa"/>
+            <w:bottom w:w="0" w:type="dxa"/>
+            <w:right w:w="108" w:type="dxa"/>
+          </w:tblCellMar>
+        </w:tblPrEx>
+        <w:trPr>
+          <w:trHeight w:val="285" w:hRule="atLeast"/>
+        </w:trPr>
+        <w:tc>
+          <w:tcPr>
+            <w:tcW w:w="1756" w:type="dxa"/>
+            <w:shd w:val="clear" w:color="auto" w:fill="auto"/>
+          </w:tcPr>
+          <w:p>
+            <w:pPr>
+              <w:widowControl w:val="0"/>
+              <w:rPr>
+                <w:rFonts w:hint="default" w:ascii="宋体" w:hAnsi="宋体" w:eastAsia="宋体" w:cs="宋体"/>
+                <w:snapToGrid w:val="0"/>
+                <w:color w:val="000000"/>
+                <w:kern w:val="0"/>
+                <w:sz w:val="18"/>
+                <w:szCs w:val="18"/>
+                <w:lang w:val="en-US" w:eastAsia="zh-CN" w:bidi="ar-SA"/>
+              </w:rPr>
+            </w:pPr>
+            <w:r>
+              <w:rPr>
+                <w:rFonts w:hint="eastAsia" w:ascii="宋体" w:hAnsi="宋体" w:eastAsia="宋体" w:cs="宋体"/>
+                <w:sz w:val="18"/>
+                <w:szCs w:val="18"/>
+              </w:rPr>
+              <w:t>内部审的次数</w:t>
+            </w:r>
+          </w:p>
+        </w:tc>
+        <w:tc>
+          <w:tcPr>
+            <w:tcW w:w="2940" w:type="dxa"/>
+            <w:shd w:val="clear" w:color="auto" w:fill="auto"/>
+          </w:tcPr>
+          <w:p>
+            <w:pPr>
+              <w:widowControl w:val="0"/>
+              <w:rPr>
+                <w:rFonts w:hint="default" w:ascii="宋体" w:hAnsi="宋体" w:eastAsia="宋体" w:cs="宋体"/>
+                <w:snapToGrid w:val="0"/>
+                <w:color w:val="000000"/>
+                <w:kern w:val="0"/>
+                <w:sz w:val="18"/>
+                <w:szCs w:val="18"/>
+                <w:lang w:val="en-US" w:eastAsia="zh-CN" w:bidi="ar-SA"/>
+              </w:rPr>
+            </w:pPr>
+            <w:r>
+              <w:rPr>
+                <w:rFonts w:hint="eastAsia" w:ascii="宋体" w:hAnsi="宋体" w:eastAsia="宋体" w:cs="宋体"/>
+                <w:sz w:val="18"/>
+                <w:szCs w:val="18"/>
+              </w:rPr>
+              <w:t>统计内部审核报告记录文件的次数</w:t>
+            </w:r>
+          </w:p>
+        </w:tc>
+        <w:tc>
+          <w:tcPr>
+            <w:tcW w:w="969" w:type="dxa"/>
+            <w:shd w:val="clear" w:color="auto" w:fill="auto"/>
+          </w:tcPr>
+          <w:p>
+            <w:pPr>
+              <w:widowControl w:val="0"/>
+              <w:rPr>
+                <w:rFonts w:hint="eastAsia" w:ascii="宋体" w:hAnsi="宋体" w:eastAsia="宋体" w:cs="宋体"/>
+                <w:snapToGrid w:val="0"/>
+                <w:color w:val="000000"/>
+                <w:kern w:val="0"/>
+                <w:sz w:val="18"/>
+                <w:szCs w:val="18"/>
+                <w:lang w:val="en-US" w:eastAsia="zh-CN" w:bidi="ar-SA"/>
+              </w:rPr>
+            </w:pPr>
+            <w:r>
+              <w:rPr>
+                <w:rFonts w:hint="eastAsia" w:ascii="宋体" w:hAnsi="宋体" w:eastAsia="宋体" w:cs="宋体"/>
+                <w:sz w:val="18"/>
+                <w:szCs w:val="18"/>
+              </w:rPr>
+              <w:t>≥1次</w:t>
+            </w:r>
+          </w:p>
+        </w:tc>
+        <w:tc>
+          <w:tcPr>
+            <w:tcW w:w="1427" w:type="dxa"/>
+            <w:shd w:val="clear" w:color="auto" w:fill="auto"/>
+          </w:tcPr>
+          <w:p>
+            <w:pPr>
+              <w:widowControl w:val="0"/>
+              <w:rPr>
+                <w:rFonts w:hint="default" w:ascii="宋体" w:hAnsi="宋体" w:eastAsia="宋体" w:cs="宋体"/>
+                <w:snapToGrid w:val="0"/>
+                <w:color w:val="000000"/>
+                <w:kern w:val="0"/>
+                <w:sz w:val="18"/>
+                <w:szCs w:val="18"/>
+                <w:lang w:val="en-US" w:eastAsia="zh-CN" w:bidi="ar-SA"/>
+              </w:rPr>
+            </w:pPr>
+            <w:r>
+              <w:rPr>
+                <w:rFonts w:hint="eastAsia" w:ascii="宋体" w:hAnsi="宋体" w:eastAsia="宋体" w:cs="宋体"/>
+                <w:sz w:val="18"/>
+                <w:szCs w:val="18"/>
+              </w:rPr>
+              <w:t>每年</w:t>
+            </w:r>
+            <w:r>
+              <w:rPr>
+                <w:rFonts w:hint="eastAsia" w:ascii="宋体" w:hAnsi="宋体" w:cs="宋体"/>
+                <w:sz w:val="18"/>
+                <w:szCs w:val="18"/>
+                <w:lang w:val="en-US" w:eastAsia="zh-CN"/>
+              </w:rPr>
+              <w:t>度</w:t>
+            </w:r>
+          </w:p>
+        </w:tc>
+      </w:tr>
     </w:tbl>
     <w:p>
       <w:pPr>
@@ -4183,8 +4316,8 @@
       </w:pPr>
       <w:bookmarkStart w:id="19" w:name="bookmark3"/>
       <w:bookmarkEnd w:id="19"/>
-      <w:bookmarkStart w:id="20" w:name="_Toc5703"/>
-      <w:bookmarkStart w:id="21" w:name="_Toc17424"/>
+      <w:bookmarkStart w:id="20" w:name="_Toc17424"/>
+      <w:bookmarkStart w:id="21" w:name="_Toc24093"/>
       <w:r>
         <w:rPr>
           <w:rStyle w:val="38"/>
@@ -4204,7 +4337,7 @@
         <w:widowControl/>
         <w:numPr>
           <w:ilvl w:val="0"/>
-          <w:numId w:val="12"/>
+          <w:numId w:val="11"/>
         </w:numPr>
         <w:kinsoku w:val="0"/>
         <w:wordWrap/>
@@ -4261,7 +4394,7 @@
         <w:widowControl/>
         <w:numPr>
           <w:ilvl w:val="0"/>
-          <w:numId w:val="12"/>
+          <w:numId w:val="11"/>
         </w:numPr>
         <w:kinsoku w:val="0"/>
         <w:wordWrap/>
@@ -4301,7 +4434,7 @@
       </w:pPr>
       <w:bookmarkStart w:id="22" w:name="bookmark14"/>
       <w:bookmarkEnd w:id="22"/>
-      <w:bookmarkStart w:id="23" w:name="_Toc22011"/>
+      <w:bookmarkStart w:id="23" w:name="_Toc10230"/>
       <w:r>
         <w:rPr>
           <w:rFonts w:hint="eastAsia"/>
@@ -4336,7 +4469,7 @@
           <w:lang w:val="en-US" w:eastAsia="zh-CN"/>
         </w:rPr>
       </w:pPr>
-      <w:bookmarkStart w:id="24" w:name="_Toc2678"/>
+      <w:bookmarkStart w:id="24" w:name="_Toc4067"/>
       <w:r>
         <w:rPr>
           <w:rFonts w:hint="eastAsia"/>
@@ -4706,6 +4839,23 @@
     </w:lvl>
   </w:abstractNum>
   <w:abstractNum w:abstractNumId="5">
+    <w:nsid w:val="0F5C86D7"/>
+    <w:multiLevelType w:val="singleLevel"/>
+    <w:tmpl w:val="0F5C86D7"/>
+    <w:lvl w:ilvl="0" w:tentative="0">
+      <w:start w:val="1"/>
+      <w:numFmt w:val="decimal"/>
+      <w:lvlText w:val="%1."/>
+      <w:lvlJc w:val="left"/>
+      <w:pPr>
+        <w:ind w:left="425" w:hanging="425"/>
+      </w:pPr>
+      <w:rPr>
+        <w:rFonts w:hint="default"/>
+      </w:rPr>
+    </w:lvl>
+  </w:abstractNum>
+  <w:abstractNum w:abstractNumId="6">
     <w:nsid w:val="25FDF79F"/>
     <w:multiLevelType w:val="singleLevel"/>
     <w:tmpl w:val="25FDF79F"/>
@@ -4722,7 +4872,7 @@
       </w:rPr>
     </w:lvl>
   </w:abstractNum>
-  <w:abstractNum w:abstractNumId="6">
+  <w:abstractNum w:abstractNumId="7">
     <w:nsid w:val="36B75590"/>
     <w:multiLevelType w:val="singleLevel"/>
     <w:tmpl w:val="36B75590"/>
@@ -4736,23 +4886,6 @@
           <w:tab w:val="left" w:pos="420"/>
         </w:tabs>
         <w:ind w:left="845" w:hanging="425"/>
-      </w:pPr>
-      <w:rPr>
-        <w:rFonts w:hint="default"/>
-      </w:rPr>
-    </w:lvl>
-  </w:abstractNum>
-  <w:abstractNum w:abstractNumId="7">
-    <w:nsid w:val="3C9721A8"/>
-    <w:multiLevelType w:val="singleLevel"/>
-    <w:tmpl w:val="3C9721A8"/>
-    <w:lvl w:ilvl="0" w:tentative="0">
-      <w:start w:val="1"/>
-      <w:numFmt w:val="decimal"/>
-      <w:lvlText w:val="%1."/>
-      <w:lvlJc w:val="left"/>
-      <w:pPr>
-        <w:ind w:left="425" w:hanging="425"/>
       </w:pPr>
       <w:rPr>
         <w:rFonts w:hint="default"/>
@@ -4777,23 +4910,6 @@
     </w:lvl>
   </w:abstractNum>
   <w:abstractNum w:abstractNumId="9">
-    <w:nsid w:val="6F42C3E0"/>
-    <w:multiLevelType w:val="singleLevel"/>
-    <w:tmpl w:val="6F42C3E0"/>
-    <w:lvl w:ilvl="0" w:tentative="0">
-      <w:start w:val="1"/>
-      <w:numFmt w:val="decimal"/>
-      <w:lvlText w:val="%1."/>
-      <w:lvlJc w:val="left"/>
-      <w:pPr>
-        <w:ind w:left="425" w:hanging="425"/>
-      </w:pPr>
-      <w:rPr>
-        <w:rFonts w:hint="default"/>
-      </w:rPr>
-    </w:lvl>
-  </w:abstractNum>
-  <w:abstractNum w:abstractNumId="10">
     <w:nsid w:val="78AFF747"/>
     <w:multiLevelType w:val="singleLevel"/>
     <w:tmpl w:val="78AFF747"/>
@@ -4813,7 +4929,7 @@
       </w:rPr>
     </w:lvl>
   </w:abstractNum>
-  <w:abstractNum w:abstractNumId="11">
+  <w:abstractNum w:abstractNumId="10">
     <w:nsid w:val="7AA24B57"/>
     <w:multiLevelType w:val="singleLevel"/>
     <w:tmpl w:val="7AA24B57"/>
@@ -4843,27 +4959,24 @@
     <w:abstractNumId w:val="2"/>
   </w:num>
   <w:num w:numId="5">
+    <w:abstractNumId w:val="6"/>
+  </w:num>
+  <w:num w:numId="6">
     <w:abstractNumId w:val="5"/>
   </w:num>
-  <w:num w:numId="6">
+  <w:num w:numId="7">
     <w:abstractNumId w:val="9"/>
-  </w:num>
-  <w:num w:numId="7">
-    <w:abstractNumId w:val="7"/>
   </w:num>
   <w:num w:numId="8">
     <w:abstractNumId w:val="10"/>
   </w:num>
   <w:num w:numId="9">
-    <w:abstractNumId w:val="11"/>
+    <w:abstractNumId w:val="7"/>
   </w:num>
   <w:num w:numId="10">
-    <w:abstractNumId w:val="6"/>
+    <w:abstractNumId w:val="1"/>
   </w:num>
   <w:num w:numId="11">
-    <w:abstractNumId w:val="1"/>
-  </w:num>
-  <w:num w:numId="12">
     <w:abstractNumId w:val="3"/>
   </w:num>
 </w:numbering>
